--- a/genai-youth-inverted-u/Too_Much_of_a_Good_Thing_Systems_manuscript.docx
+++ b/genai-youth-inverted-u/Too_Much_of_a_Good_Thing_Systems_manuscript.docx
@@ -2065,7 +2065,7 @@
           <w:b w:val="0"/>
           <w:i w:val="0"/>
         </w:rPr>
-        <w:t>Figure 1 summarises the framework: two channels that scale differently in adoption depth, one inverted U-shaped net relationship, and three organisational attributes that move its turning point.</w:t>
+        <w:t>Figure 1 summarises the mechanism: two channels that scale differently in adoption depth, and one inverted U-shaped net relationship. The three organisational attributes that displace its turning point are examined in Section 5 and plotted, with the estimated curves, in Figure 5.</w:t>
       </w:r>
     </w:p>
     <w:p>
@@ -2078,7 +2078,7 @@
       <w:r>
         <w:drawing>
           <wp:inline xmlns:a="http://schemas.openxmlformats.org/drawingml/2006/main" xmlns:pic="http://schemas.openxmlformats.org/drawingml/2006/picture">
-            <wp:extent cx="4968000" cy="2974667"/>
+            <wp:extent cx="4968000" cy="2125007"/>
             <wp:docPr id="1" name="Picture 1"/>
             <wp:cNvGraphicFramePr>
               <a:graphicFrameLocks noChangeAspect="1"/>
@@ -2099,7 +2099,7 @@
                   <pic:spPr>
                     <a:xfrm>
                       <a:off x="0" y="0"/>
-                      <a:ext cx="4968000" cy="2974667"/>
+                      <a:ext cx="4968000" cy="2125007"/>
                     </a:xfrm>
                     <a:prstGeom prst="rect"/>
                   </pic:spPr>
@@ -2149,7 +2149,7 @@
           <w:i w:val="0"/>
           <w:sz w:val="16"/>
         </w:rPr>
-        <w:t>Panel (a): adoption depth reaches the youth employment share through two channels that scale differently in depth, so the net relationship is inverted U-shaped. Panel (b): a stylised illustration of the hypothesised displacement of the turning point. Organisational learning capability and AI governance delay the peak; labour cost pressure brings it forward.</w:t>
+        <w:t>Adoption depth reaches the youth employment share through two channels that scale differently in depth: augmentation of entry-level work is increasing and concave, automation of the entry-level task bundle is increasing and convex, so the net relationship is inverted U-shaped (H1). The three moderators of H2a to H2c displace the turning point of that relationship and are shown, with the estimated curves, in Figure 5.</w:t>
       </w:r>
     </w:p>
     <w:p>
@@ -11573,7 +11573,7 @@
       <w:r>
         <w:drawing>
           <wp:inline xmlns:a="http://schemas.openxmlformats.org/drawingml/2006/main" xmlns:pic="http://schemas.openxmlformats.org/drawingml/2006/picture">
-            <wp:extent cx="4968000" cy="2982727"/>
+            <wp:extent cx="4968000" cy="2595432"/>
             <wp:docPr id="2" name="Picture 2"/>
             <wp:cNvGraphicFramePr>
               <a:graphicFrameLocks noChangeAspect="1"/>
@@ -11594,7 +11594,7 @@
                   <pic:spPr>
                     <a:xfrm>
                       <a:off x="0" y="0"/>
-                      <a:ext cx="4968000" cy="2982727"/>
+                      <a:ext cx="4968000" cy="2595432"/>
                     </a:xfrm>
                     <a:prstGeom prst="rect"/>
                   </pic:spPr>
@@ -18802,7 +18802,7 @@
       <w:r>
         <w:drawing>
           <wp:inline xmlns:a="http://schemas.openxmlformats.org/drawingml/2006/main" xmlns:pic="http://schemas.openxmlformats.org/drawingml/2006/picture">
-            <wp:extent cx="4968000" cy="3227601"/>
+            <wp:extent cx="4968000" cy="3065688"/>
             <wp:docPr id="3" name="Picture 3"/>
             <wp:cNvGraphicFramePr>
               <a:graphicFrameLocks noChangeAspect="1"/>
@@ -18823,7 +18823,7 @@
                   <pic:spPr>
                     <a:xfrm>
                       <a:off x="0" y="0"/>
-                      <a:ext cx="4968000" cy="3227601"/>
+                      <a:ext cx="4968000" cy="3065688"/>
                     </a:xfrm>
                     <a:prstGeom prst="rect"/>
                   </pic:spPr>
@@ -21959,7 +21959,7 @@
       <w:r>
         <w:drawing>
           <wp:inline xmlns:a="http://schemas.openxmlformats.org/drawingml/2006/main" xmlns:pic="http://schemas.openxmlformats.org/drawingml/2006/picture">
-            <wp:extent cx="4968000" cy="3036283"/>
+            <wp:extent cx="4968000" cy="3132768"/>
             <wp:docPr id="4" name="Picture 4"/>
             <wp:cNvGraphicFramePr>
               <a:graphicFrameLocks noChangeAspect="1"/>
@@ -21980,7 +21980,7 @@
                   <pic:spPr>
                     <a:xfrm>
                       <a:off x="0" y="0"/>
-                      <a:ext cx="4968000" cy="3036283"/>
+                      <a:ext cx="4968000" cy="3132768"/>
                     </a:xfrm>
                     <a:prstGeom prst="rect"/>
                   </pic:spPr>
@@ -22204,7 +22204,16 @@
                 <w:i w:val="0"/>
                 <w:sz w:val="14"/>
               </w:rPr>
-              <w:t>AI2</w:t>
+              <w:t>AI</w:t>
+            </w:r>
+            <w:r>
+              <w:rPr>
+                <w:b/>
+                <w:i w:val="0"/>
+                <w:sz w:val="14"/>
+                <w:vertAlign w:val="superscript"/>
+              </w:rPr>
+              <w:t>2</w:t>
             </w:r>
           </w:p>
         </w:tc>
@@ -27031,7 +27040,7 @@
                 <w:i w:val="0"/>
                 <w:sz w:val="18"/>
               </w:rPr>
-              <w:t>Assumed maximum R-squared (1.3 x R-squared with controls)</w:t>
+              <w:t>Assumed maximum R-squared (1.3 × R-squared with controls)</w:t>
             </w:r>
           </w:p>
         </w:tc>
@@ -27181,7 +27190,7 @@
       <w:r>
         <w:drawing>
           <wp:inline xmlns:a="http://schemas.openxmlformats.org/drawingml/2006/main" xmlns:pic="http://schemas.openxmlformats.org/drawingml/2006/picture">
-            <wp:extent cx="4968000" cy="2476021"/>
+            <wp:extent cx="4968000" cy="2636943"/>
             <wp:docPr id="5" name="Picture 5"/>
             <wp:cNvGraphicFramePr>
               <a:graphicFrameLocks noChangeAspect="1"/>
@@ -27202,7 +27211,7 @@
                   <pic:spPr>
                     <a:xfrm>
                       <a:off x="0" y="0"/>
-                      <a:ext cx="4968000" cy="2476021"/>
+                      <a:ext cx="4968000" cy="2636943"/>
                     </a:xfrm>
                     <a:prstGeom prst="rect"/>
                   </pic:spPr>
@@ -30494,7 +30503,7 @@
       <w:r>
         <w:drawing>
           <wp:inline xmlns:a="http://schemas.openxmlformats.org/drawingml/2006/main" xmlns:pic="http://schemas.openxmlformats.org/drawingml/2006/picture">
-            <wp:extent cx="4968000" cy="2086870"/>
+            <wp:extent cx="4968000" cy="3130097"/>
             <wp:docPr id="6" name="Picture 6"/>
             <wp:cNvGraphicFramePr>
               <a:graphicFrameLocks noChangeAspect="1"/>
@@ -30515,7 +30524,7 @@
                   <pic:spPr>
                     <a:xfrm>
                       <a:off x="0" y="0"/>
-                      <a:ext cx="4968000" cy="2086870"/>
+                      <a:ext cx="4968000" cy="3130097"/>
                     </a:xfrm>
                     <a:prstGeom prst="rect"/>
                   </pic:spPr>
@@ -30645,16 +30654,16 @@
         <w:tblLook w:firstColumn="1" w:firstRow="1" w:lastColumn="0" w:lastRow="0" w:noHBand="0" w:noVBand="1" w:val="04A0"/>
       </w:tblPr>
       <w:tblGrid>
-        <w:gridCol w:w="1282"/>
-        <w:gridCol w:w="1282"/>
-        <w:gridCol w:w="974"/>
-        <w:gridCol w:w="1077"/>
-        <w:gridCol w:w="769"/>
-        <w:gridCol w:w="1385"/>
-        <w:gridCol w:w="974"/>
-        <w:gridCol w:w="1077"/>
-        <w:gridCol w:w="769"/>
-        <w:gridCol w:w="872"/>
+        <w:gridCol w:w="1308"/>
+        <w:gridCol w:w="1360"/>
+        <w:gridCol w:w="1046"/>
+        <w:gridCol w:w="1098"/>
+        <w:gridCol w:w="784"/>
+        <w:gridCol w:w="1412"/>
+        <w:gridCol w:w="1046"/>
+        <w:gridCol w:w="1098"/>
+        <w:gridCol w:w="784"/>
+        <w:gridCol w:w="523"/>
       </w:tblGrid>
       <w:tr>
         <w:trPr>
@@ -30663,7 +30672,7 @@
         </w:trPr>
         <w:tc>
           <w:tcPr>
-            <w:tcW w:type="dxa" w:w="1282"/>
+            <w:tcW w:type="dxa" w:w="1308"/>
             <w:tcBorders>
               <w:bottom w:val="single" w:sz="8" w:space="0" w:color="auto"/>
             </w:tcBorders>
@@ -30687,7 +30696,7 @@
         </w:tc>
         <w:tc>
           <w:tcPr>
-            <w:tcW w:type="dxa" w:w="1282"/>
+            <w:tcW w:type="dxa" w:w="1360"/>
             <w:tcBorders>
               <w:bottom w:val="single" w:sz="8" w:space="0" w:color="auto"/>
             </w:tcBorders>
@@ -30711,7 +30720,7 @@
         </w:tc>
         <w:tc>
           <w:tcPr>
-            <w:tcW w:type="dxa" w:w="974"/>
+            <w:tcW w:type="dxa" w:w="1046"/>
             <w:tcBorders>
               <w:bottom w:val="single" w:sz="8" w:space="0" w:color="auto"/>
             </w:tcBorders>
@@ -30744,7 +30753,7 @@
         </w:tc>
         <w:tc>
           <w:tcPr>
-            <w:tcW w:type="dxa" w:w="1077"/>
+            <w:tcW w:type="dxa" w:w="1098"/>
             <w:tcBorders>
               <w:bottom w:val="single" w:sz="8" w:space="0" w:color="auto"/>
             </w:tcBorders>
@@ -30768,7 +30777,7 @@
         </w:tc>
         <w:tc>
           <w:tcPr>
-            <w:tcW w:type="dxa" w:w="769"/>
+            <w:tcW w:type="dxa" w:w="784"/>
             <w:tcBorders>
               <w:bottom w:val="single" w:sz="8" w:space="0" w:color="auto"/>
             </w:tcBorders>
@@ -30792,7 +30801,7 @@
         </w:tc>
         <w:tc>
           <w:tcPr>
-            <w:tcW w:type="dxa" w:w="1385"/>
+            <w:tcW w:type="dxa" w:w="1412"/>
             <w:tcBorders>
               <w:bottom w:val="single" w:sz="8" w:space="0" w:color="auto"/>
             </w:tcBorders>
@@ -30816,7 +30825,7 @@
         </w:tc>
         <w:tc>
           <w:tcPr>
-            <w:tcW w:type="dxa" w:w="974"/>
+            <w:tcW w:type="dxa" w:w="1046"/>
             <w:tcBorders>
               <w:bottom w:val="single" w:sz="8" w:space="0" w:color="auto"/>
             </w:tcBorders>
@@ -30849,7 +30858,7 @@
         </w:tc>
         <w:tc>
           <w:tcPr>
-            <w:tcW w:type="dxa" w:w="1077"/>
+            <w:tcW w:type="dxa" w:w="1098"/>
             <w:tcBorders>
               <w:bottom w:val="single" w:sz="8" w:space="0" w:color="auto"/>
             </w:tcBorders>
@@ -30873,7 +30882,7 @@
         </w:tc>
         <w:tc>
           <w:tcPr>
-            <w:tcW w:type="dxa" w:w="769"/>
+            <w:tcW w:type="dxa" w:w="784"/>
             <w:tcBorders>
               <w:bottom w:val="single" w:sz="8" w:space="0" w:color="auto"/>
             </w:tcBorders>
@@ -30897,7 +30906,7 @@
         </w:tc>
         <w:tc>
           <w:tcPr>
-            <w:tcW w:type="dxa" w:w="872"/>
+            <w:tcW w:type="dxa" w:w="523"/>
             <w:tcBorders>
               <w:bottom w:val="single" w:sz="8" w:space="0" w:color="auto"/>
             </w:tcBorders>
@@ -30915,7 +30924,7 @@
                 <w:i w:val="0"/>
                 <w:sz w:val="14"/>
               </w:rPr>
-              <w:t>p (equality)</w:t>
+              <w:t>p</w:t>
             </w:r>
           </w:p>
         </w:tc>
@@ -30926,7 +30935,7 @@
         </w:trPr>
         <w:tc>
           <w:tcPr>
-            <w:tcW w:type="dxa" w:w="1282"/>
+            <w:tcW w:type="dxa" w:w="1308"/>
           </w:tcPr>
           <w:p>
             <w:pPr>
@@ -30947,7 +30956,7 @@
         </w:tc>
         <w:tc>
           <w:tcPr>
-            <w:tcW w:type="dxa" w:w="1282"/>
+            <w:tcW w:type="dxa" w:w="1360"/>
           </w:tcPr>
           <w:p>
             <w:pPr>
@@ -30968,7 +30977,7 @@
         </w:tc>
         <w:tc>
           <w:tcPr>
-            <w:tcW w:type="dxa" w:w="974"/>
+            <w:tcW w:type="dxa" w:w="1046"/>
           </w:tcPr>
           <w:p>
             <w:pPr>
@@ -30989,7 +30998,7 @@
         </w:tc>
         <w:tc>
           <w:tcPr>
-            <w:tcW w:type="dxa" w:w="1077"/>
+            <w:tcW w:type="dxa" w:w="1098"/>
           </w:tcPr>
           <w:p>
             <w:pPr>
@@ -31010,7 +31019,7 @@
         </w:tc>
         <w:tc>
           <w:tcPr>
-            <w:tcW w:type="dxa" w:w="769"/>
+            <w:tcW w:type="dxa" w:w="784"/>
           </w:tcPr>
           <w:p>
             <w:pPr>
@@ -31031,7 +31040,7 @@
         </w:tc>
         <w:tc>
           <w:tcPr>
-            <w:tcW w:type="dxa" w:w="1385"/>
+            <w:tcW w:type="dxa" w:w="1412"/>
           </w:tcPr>
           <w:p>
             <w:pPr>
@@ -31052,7 +31061,7 @@
         </w:tc>
         <w:tc>
           <w:tcPr>
-            <w:tcW w:type="dxa" w:w="974"/>
+            <w:tcW w:type="dxa" w:w="1046"/>
           </w:tcPr>
           <w:p>
             <w:pPr>
@@ -31073,7 +31082,7 @@
         </w:tc>
         <w:tc>
           <w:tcPr>
-            <w:tcW w:type="dxa" w:w="1077"/>
+            <w:tcW w:type="dxa" w:w="1098"/>
           </w:tcPr>
           <w:p>
             <w:pPr>
@@ -31094,7 +31103,7 @@
         </w:tc>
         <w:tc>
           <w:tcPr>
-            <w:tcW w:type="dxa" w:w="769"/>
+            <w:tcW w:type="dxa" w:w="784"/>
           </w:tcPr>
           <w:p>
             <w:pPr>
@@ -31115,7 +31124,7 @@
         </w:tc>
         <w:tc>
           <w:tcPr>
-            <w:tcW w:type="dxa" w:w="872"/>
+            <w:tcW w:type="dxa" w:w="523"/>
           </w:tcPr>
           <w:p>
             <w:pPr>
@@ -31141,7 +31150,7 @@
         </w:trPr>
         <w:tc>
           <w:tcPr>
-            <w:tcW w:type="dxa" w:w="1282"/>
+            <w:tcW w:type="dxa" w:w="1308"/>
           </w:tcPr>
           <w:p>
             <w:pPr>
@@ -31162,7 +31171,7 @@
         </w:tc>
         <w:tc>
           <w:tcPr>
-            <w:tcW w:type="dxa" w:w="1282"/>
+            <w:tcW w:type="dxa" w:w="1360"/>
           </w:tcPr>
           <w:p>
             <w:pPr>
@@ -31183,7 +31192,7 @@
         </w:tc>
         <w:tc>
           <w:tcPr>
-            <w:tcW w:type="dxa" w:w="974"/>
+            <w:tcW w:type="dxa" w:w="1046"/>
           </w:tcPr>
           <w:p>
             <w:pPr>
@@ -31204,7 +31213,7 @@
         </w:tc>
         <w:tc>
           <w:tcPr>
-            <w:tcW w:type="dxa" w:w="1077"/>
+            <w:tcW w:type="dxa" w:w="1098"/>
           </w:tcPr>
           <w:p>
             <w:pPr>
@@ -31225,7 +31234,7 @@
         </w:tc>
         <w:tc>
           <w:tcPr>
-            <w:tcW w:type="dxa" w:w="769"/>
+            <w:tcW w:type="dxa" w:w="784"/>
           </w:tcPr>
           <w:p>
             <w:pPr>
@@ -31246,7 +31255,7 @@
         </w:tc>
         <w:tc>
           <w:tcPr>
-            <w:tcW w:type="dxa" w:w="1385"/>
+            <w:tcW w:type="dxa" w:w="1412"/>
           </w:tcPr>
           <w:p>
             <w:pPr>
@@ -31267,7 +31276,7 @@
         </w:tc>
         <w:tc>
           <w:tcPr>
-            <w:tcW w:type="dxa" w:w="974"/>
+            <w:tcW w:type="dxa" w:w="1046"/>
           </w:tcPr>
           <w:p>
             <w:pPr>
@@ -31288,7 +31297,7 @@
         </w:tc>
         <w:tc>
           <w:tcPr>
-            <w:tcW w:type="dxa" w:w="1077"/>
+            <w:tcW w:type="dxa" w:w="1098"/>
           </w:tcPr>
           <w:p>
             <w:pPr>
@@ -31309,7 +31318,7 @@
         </w:tc>
         <w:tc>
           <w:tcPr>
-            <w:tcW w:type="dxa" w:w="769"/>
+            <w:tcW w:type="dxa" w:w="784"/>
           </w:tcPr>
           <w:p>
             <w:pPr>
@@ -31330,7 +31339,7 @@
         </w:tc>
         <w:tc>
           <w:tcPr>
-            <w:tcW w:type="dxa" w:w="872"/>
+            <w:tcW w:type="dxa" w:w="523"/>
           </w:tcPr>
           <w:p>
             <w:pPr>
@@ -31356,7 +31365,7 @@
         </w:trPr>
         <w:tc>
           <w:tcPr>
-            <w:tcW w:type="dxa" w:w="1282"/>
+            <w:tcW w:type="dxa" w:w="1308"/>
           </w:tcPr>
           <w:p>
             <w:pPr>
@@ -31377,7 +31386,7 @@
         </w:tc>
         <w:tc>
           <w:tcPr>
-            <w:tcW w:type="dxa" w:w="1282"/>
+            <w:tcW w:type="dxa" w:w="1360"/>
           </w:tcPr>
           <w:p>
             <w:pPr>
@@ -31398,7 +31407,7 @@
         </w:tc>
         <w:tc>
           <w:tcPr>
-            <w:tcW w:type="dxa" w:w="974"/>
+            <w:tcW w:type="dxa" w:w="1046"/>
           </w:tcPr>
           <w:p>
             <w:pPr>
@@ -31419,7 +31428,7 @@
         </w:tc>
         <w:tc>
           <w:tcPr>
-            <w:tcW w:type="dxa" w:w="1077"/>
+            <w:tcW w:type="dxa" w:w="1098"/>
           </w:tcPr>
           <w:p>
             <w:pPr>
@@ -31440,7 +31449,7 @@
         </w:tc>
         <w:tc>
           <w:tcPr>
-            <w:tcW w:type="dxa" w:w="769"/>
+            <w:tcW w:type="dxa" w:w="784"/>
           </w:tcPr>
           <w:p>
             <w:pPr>
@@ -31461,7 +31470,7 @@
         </w:tc>
         <w:tc>
           <w:tcPr>
-            <w:tcW w:type="dxa" w:w="1385"/>
+            <w:tcW w:type="dxa" w:w="1412"/>
           </w:tcPr>
           <w:p>
             <w:pPr>
@@ -31482,7 +31491,7 @@
         </w:tc>
         <w:tc>
           <w:tcPr>
-            <w:tcW w:type="dxa" w:w="974"/>
+            <w:tcW w:type="dxa" w:w="1046"/>
           </w:tcPr>
           <w:p>
             <w:pPr>
@@ -31503,7 +31512,7 @@
         </w:tc>
         <w:tc>
           <w:tcPr>
-            <w:tcW w:type="dxa" w:w="1077"/>
+            <w:tcW w:type="dxa" w:w="1098"/>
           </w:tcPr>
           <w:p>
             <w:pPr>
@@ -31524,7 +31533,7 @@
         </w:tc>
         <w:tc>
           <w:tcPr>
-            <w:tcW w:type="dxa" w:w="769"/>
+            <w:tcW w:type="dxa" w:w="784"/>
           </w:tcPr>
           <w:p>
             <w:pPr>
@@ -31545,7 +31554,7 @@
         </w:tc>
         <w:tc>
           <w:tcPr>
-            <w:tcW w:type="dxa" w:w="872"/>
+            <w:tcW w:type="dxa" w:w="523"/>
           </w:tcPr>
           <w:p>
             <w:pPr>
@@ -31571,7 +31580,7 @@
         </w:trPr>
         <w:tc>
           <w:tcPr>
-            <w:tcW w:type="dxa" w:w="1282"/>
+            <w:tcW w:type="dxa" w:w="1308"/>
           </w:tcPr>
           <w:p>
             <w:pPr>
@@ -31591,7 +31600,7 @@
         </w:tc>
         <w:tc>
           <w:tcPr>
-            <w:tcW w:type="dxa" w:w="1282"/>
+            <w:tcW w:type="dxa" w:w="1360"/>
           </w:tcPr>
           <w:p>
             <w:pPr>
@@ -31611,7 +31620,7 @@
         </w:tc>
         <w:tc>
           <w:tcPr>
-            <w:tcW w:type="dxa" w:w="974"/>
+            <w:tcW w:type="dxa" w:w="1046"/>
           </w:tcPr>
           <w:p>
             <w:pPr>
@@ -31631,7 +31640,7 @@
         </w:tc>
         <w:tc>
           <w:tcPr>
-            <w:tcW w:type="dxa" w:w="1077"/>
+            <w:tcW w:type="dxa" w:w="1098"/>
           </w:tcPr>
           <w:p>
             <w:pPr>
@@ -31651,7 +31660,7 @@
         </w:tc>
         <w:tc>
           <w:tcPr>
-            <w:tcW w:type="dxa" w:w="769"/>
+            <w:tcW w:type="dxa" w:w="784"/>
           </w:tcPr>
           <w:p>
             <w:pPr>
@@ -31671,7 +31680,7 @@
         </w:tc>
         <w:tc>
           <w:tcPr>
-            <w:tcW w:type="dxa" w:w="1385"/>
+            <w:tcW w:type="dxa" w:w="1412"/>
           </w:tcPr>
           <w:p>
             <w:pPr>
@@ -31691,7 +31700,7 @@
         </w:tc>
         <w:tc>
           <w:tcPr>
-            <w:tcW w:type="dxa" w:w="974"/>
+            <w:tcW w:type="dxa" w:w="1046"/>
           </w:tcPr>
           <w:p>
             <w:pPr>
@@ -31711,7 +31720,7 @@
         </w:tc>
         <w:tc>
           <w:tcPr>
-            <w:tcW w:type="dxa" w:w="1077"/>
+            <w:tcW w:type="dxa" w:w="1098"/>
           </w:tcPr>
           <w:p>
             <w:pPr>
@@ -31731,7 +31740,7 @@
         </w:tc>
         <w:tc>
           <w:tcPr>
-            <w:tcW w:type="dxa" w:w="769"/>
+            <w:tcW w:type="dxa" w:w="784"/>
           </w:tcPr>
           <w:p>
             <w:pPr>
@@ -31751,7 +31760,7 @@
         </w:tc>
         <w:tc>
           <w:tcPr>
-            <w:tcW w:type="dxa" w:w="872"/>
+            <w:tcW w:type="dxa" w:w="523"/>
           </w:tcPr>
           <w:p>
             <w:pPr>

--- a/genai-youth-inverted-u/Too_Much_of_a_Good_Thing_Systems_manuscript.docx
+++ b/genai-youth-inverted-u/Too_Much_of_a_Good_Thing_Systems_manuscript.docx
@@ -2054,102 +2054,6 @@
           <w:i/>
         </w:rPr>
         <w:t>Labour cost pressure displaces the turning point to the left.</w:t>
-      </w:r>
-    </w:p>
-    <w:p>
-      <w:pPr>
-        <w:pStyle w:val="MDPI31text"/>
-      </w:pPr>
-      <w:r>
-        <w:rPr>
-          <w:b w:val="0"/>
-          <w:i w:val="0"/>
-        </w:rPr>
-        <w:t>Figure 1 summarises the mechanism: two channels that scale differently in adoption depth, and one inverted U-shaped net relationship. The three organisational attributes that displace its turning point are examined in Section 5 and plotted, with the estimated curves, in Figure 5.</w:t>
-      </w:r>
-    </w:p>
-    <w:p>
-      <w:pPr>
-        <w:pStyle w:val="MDPI52figure"/>
-        <w:keepNext/>
-        <w:ind w:left="2608" w:firstLine="0"/>
-        <w:jc w:val="center"/>
-      </w:pPr>
-      <w:r>
-        <w:drawing>
-          <wp:inline xmlns:a="http://schemas.openxmlformats.org/drawingml/2006/main" xmlns:pic="http://schemas.openxmlformats.org/drawingml/2006/picture">
-            <wp:extent cx="4968000" cy="2125007"/>
-            <wp:docPr id="1" name="Picture 1"/>
-            <wp:cNvGraphicFramePr>
-              <a:graphicFrameLocks noChangeAspect="1"/>
-            </wp:cNvGraphicFramePr>
-            <a:graphic>
-              <a:graphicData uri="http://schemas.openxmlformats.org/drawingml/2006/picture">
-                <pic:pic>
-                  <pic:nvPicPr>
-                    <pic:cNvPr id="0" name="figure1_framework.png"/>
-                    <pic:cNvPicPr/>
-                  </pic:nvPicPr>
-                  <pic:blipFill>
-                    <a:blip r:embed="rId1"/>
-                    <a:stretch>
-                      <a:fillRect/>
-                    </a:stretch>
-                  </pic:blipFill>
-                  <pic:spPr>
-                    <a:xfrm>
-                      <a:off x="0" y="0"/>
-                      <a:ext cx="4968000" cy="2125007"/>
-                    </a:xfrm>
-                    <a:prstGeom prst="rect"/>
-                  </pic:spPr>
-                </pic:pic>
-              </a:graphicData>
-            </a:graphic>
-          </wp:inline>
-        </w:drawing>
-      </w:r>
-    </w:p>
-    <w:p>
-      <w:pPr>
-        <w:pStyle w:val="MDPI51figurecaption"/>
-        <w:spacing w:after="40"/>
-      </w:pPr>
-      <w:r>
-        <w:rPr>
-          <w:b/>
-          <w:sz w:val="18"/>
-        </w:rPr>
-        <w:t xml:space="preserve">Figure 1. </w:t>
-      </w:r>
-      <w:r>
-        <w:rPr>
-          <w:b w:val="0"/>
-          <w:i w:val="0"/>
-          <w:sz w:val="18"/>
-        </w:rPr>
-        <w:t>Conceptual framework.</w:t>
-      </w:r>
-    </w:p>
-    <w:p>
-      <w:pPr>
-        <w:pStyle w:val="MDPI51figurecaption"/>
-        <w:spacing w:line="240" w:lineRule="auto" w:before="40" w:after="200"/>
-        <w:ind w:left="2608" w:firstLine="0"/>
-      </w:pPr>
-      <w:r>
-        <w:rPr>
-          <w:sz w:val="16"/>
-        </w:rPr>
-        <w:t xml:space="preserve">Note: </w:t>
-      </w:r>
-      <w:r>
-        <w:rPr>
-          <w:b w:val="0"/>
-          <w:i w:val="0"/>
-          <w:sz w:val="16"/>
-        </w:rPr>
-        <w:t>Adoption depth reaches the youth employment share through two channels that scale differently in depth: augmentation of entry-level work is increasing and concave, automation of the entry-level task bundle is increasing and convex, so the net relationship is inverted U-shaped (H1). The three moderators of H2a to H2c displace the turning point of that relationship and are shown, with the estimated curves, in Figure 5.</w:t>
       </w:r>
     </w:p>
     <w:p>
@@ -7584,7 +7488,7 @@
           <w:b w:val="0"/>
           <w:i w:val="0"/>
         </w:rPr>
-        <w:t>Table 2 reports the descriptive statistics. The youth employment share averages 21.61% with a standard deviation of 9.12 percentage points. Adoption depth averages 1.974 in the post-shock years, with a standard deviation of 1.261 and a maximum of 4.816, so there is substantial variation along the dimension that the hypotheses are about. The augmentation and automation channels show the wide dispersion that the mechanism requires, and the control variables are consistent with the published distributions for Chinese listed firms. Figure 2 places these numbers in time: depth is absent from annual reports before the end of 2022 and rises steeply thereafter, while the youth employment share, which had been drifting down slowly, first flattens and then falls.</w:t>
+        <w:t>Table 2 reports the descriptive statistics. The youth employment share averages 21.61% with a standard deviation of 9.12 percentage points. Adoption depth averages 1.974 in the post-shock years, with a standard deviation of 1.261 and a maximum of 4.816, so there is substantial variation along the dimension that the hypotheses are about. The augmentation and automation channels show the wide dispersion that the mechanism requires, and the control variables are consistent with the published distributions for Chinese listed firms. Figure 1 places these numbers in time. The vertical dotted line marks the public release of large language models at the end of 2022, after which the vocabulary enters annual reports: mean adoption depth is identically zero before it and rises steeply thereafter, while the youth employment share, which had been drifting down slowly, first flattens and then falls.</w:t>
       </w:r>
     </w:p>
     <w:p>
@@ -11574,7 +11478,7 @@
         <w:drawing>
           <wp:inline xmlns:a="http://schemas.openxmlformats.org/drawingml/2006/main" xmlns:pic="http://schemas.openxmlformats.org/drawingml/2006/picture">
             <wp:extent cx="4968000" cy="2595432"/>
-            <wp:docPr id="2" name="Picture 2"/>
+            <wp:docPr id="1" name="Picture 1"/>
             <wp:cNvGraphicFramePr>
               <a:graphicFrameLocks noChangeAspect="1"/>
             </wp:cNvGraphicFramePr>
@@ -11582,11 +11486,11 @@
               <a:graphicData uri="http://schemas.openxmlformats.org/drawingml/2006/picture">
                 <pic:pic>
                   <pic:nvPicPr>
-                    <pic:cNvPr id="0" name="figure2_trends.png"/>
+                    <pic:cNvPr id="0" name="figure1_trends.png"/>
                     <pic:cNvPicPr/>
                   </pic:nvPicPr>
                   <pic:blipFill>
-                    <a:blip r:embed="rId18"/>
+                    <a:blip r:embed="rId1"/>
                     <a:stretch>
                       <a:fillRect/>
                     </a:stretch>
@@ -11608,14 +11512,14 @@
     <w:p>
       <w:pPr>
         <w:pStyle w:val="MDPI51figurecaption"/>
-        <w:spacing w:after="40"/>
+        <w:spacing w:after="200"/>
       </w:pPr>
       <w:r>
         <w:rPr>
           <w:b/>
           <w:sz w:val="18"/>
         </w:rPr>
-        <w:t xml:space="preserve">Figure 2. </w:t>
+        <w:t xml:space="preserve">Figure 1. </w:t>
       </w:r>
       <w:r>
         <w:rPr>
@@ -11624,27 +11528,6 @@
           <w:sz w:val="18"/>
         </w:rPr>
         <w:t>Generative AI adoption depth and the youth employment share of Chinese listed firms, 2016–2025.</w:t>
-      </w:r>
-    </w:p>
-    <w:p>
-      <w:pPr>
-        <w:pStyle w:val="MDPI51figurecaption"/>
-        <w:spacing w:line="240" w:lineRule="auto" w:before="40" w:after="200"/>
-        <w:ind w:left="2608" w:firstLine="0"/>
-      </w:pPr>
-      <w:r>
-        <w:rPr>
-          <w:sz w:val="16"/>
-        </w:rPr>
-        <w:t xml:space="preserve">Note: </w:t>
-      </w:r>
-      <w:r>
-        <w:rPr>
-          <w:b w:val="0"/>
-          <w:i w:val="0"/>
-          <w:sz w:val="16"/>
-        </w:rPr>
-        <w:t>Adoption depth is the sample mean of the measure defined in Equation (1). The share of firms reporting adoption is scaled by three so that it can be read on the same right-hand axis. The vertical dotted line marks the public release of large language models at the end of 2022, after which the vocabulary enters annual reports.</w:t>
       </w:r>
     </w:p>
     <w:p>
@@ -18789,7 +18672,7 @@
           <w:b w:val="0"/>
           <w:i w:val="0"/>
         </w:rPr>
-        <w:t>Figure 3 plots the fitted curve with its 95% confidence band, the extreme point with its Fieller interval, and residualised binned means computed without imposing any functional form. The binned means track the quadratic closely over the whole range, rising to the peak and falling away from it, which is the strongest available evidence that the curvature is a property of the data rather than of the polynomial. In economic terms, moving from no adoption to the peak raises the youth employment share by 3.15 percentage points, 14.6% of the sample mean; moving from the peak to the deepest observed adoption removes 4.99 points, leaving the firm 1.84 points below where it began. H1 is supported.</w:t>
+        <w:t>Figure 2 plots the fitted curve of Equation (3) relative to its value at zero adoption, with its 95% confidence band, the extreme point and the shaded Fieller interval around it, and residualised binned means. The binned means are purged of the controls and of the firm and year effects, grouped into twenty equal-count bins of positive adoption depth and re-based on the lowest bin, so they impose no functional form at all. They track the quadratic closely over the whole range, rising to the peak and falling away from it, which is the strongest available evidence that the curvature is a property of the data rather than of the polynomial. In economic terms, moving from no adoption to the peak raises the youth employment share by 3.15 percentage points, 14.6% of the sample mean; moving from the peak to the deepest observed adoption removes 4.99 points, leaving the firm 1.84 points below where it began. H1 is supported.</w:t>
       </w:r>
     </w:p>
     <w:p>
@@ -18803,7 +18686,7 @@
         <w:drawing>
           <wp:inline xmlns:a="http://schemas.openxmlformats.org/drawingml/2006/main" xmlns:pic="http://schemas.openxmlformats.org/drawingml/2006/picture">
             <wp:extent cx="4968000" cy="3065688"/>
-            <wp:docPr id="3" name="Picture 3"/>
+            <wp:docPr id="2" name="Picture 2"/>
             <wp:cNvGraphicFramePr>
               <a:graphicFrameLocks noChangeAspect="1"/>
             </wp:cNvGraphicFramePr>
@@ -18811,11 +18694,11 @@
               <a:graphicData uri="http://schemas.openxmlformats.org/drawingml/2006/picture">
                 <pic:pic>
                   <pic:nvPicPr>
-                    <pic:cNvPr id="0" name="figure3_curve.png"/>
+                    <pic:cNvPr id="0" name="figure2_curve.png"/>
                     <pic:cNvPicPr/>
                   </pic:nvPicPr>
                   <pic:blipFill>
-                    <a:blip r:embed="rId19"/>
+                    <a:blip r:embed="rId18"/>
                     <a:stretch>
                       <a:fillRect/>
                     </a:stretch>
@@ -18837,14 +18720,14 @@
     <w:p>
       <w:pPr>
         <w:pStyle w:val="MDPI51figurecaption"/>
-        <w:spacing w:after="40"/>
+        <w:spacing w:after="200"/>
       </w:pPr>
       <w:r>
         <w:rPr>
           <w:b/>
           <w:sz w:val="18"/>
         </w:rPr>
-        <w:t xml:space="preserve">Figure 3. </w:t>
+        <w:t xml:space="preserve">Figure 2. </w:t>
       </w:r>
       <w:r>
         <w:rPr>
@@ -18853,27 +18736,6 @@
           <w:sz w:val="18"/>
         </w:rPr>
         <w:t>The inverted U-shaped relationship between adoption depth and the youth employment share.</w:t>
-      </w:r>
-    </w:p>
-    <w:p>
-      <w:pPr>
-        <w:pStyle w:val="MDPI51figurecaption"/>
-        <w:spacing w:line="240" w:lineRule="auto" w:before="40" w:after="200"/>
-        <w:ind w:left="2608" w:firstLine="0"/>
-      </w:pPr>
-      <w:r>
-        <w:rPr>
-          <w:sz w:val="16"/>
-        </w:rPr>
-        <w:t xml:space="preserve">Note: </w:t>
-      </w:r>
-      <w:r>
-        <w:rPr>
-          <w:b w:val="0"/>
-          <w:i w:val="0"/>
-          <w:sz w:val="16"/>
-        </w:rPr>
-        <w:t>The fitted curve is Equation (3), column (4) of Table 4, drawn relative to the value at zero adoption. The shaded vertical band is the Fieller 95% interval for the extreme point. The binned means are residualised on the controls and the firm and year effects, grouped into twenty equal-count bins of positive adoption depth, and re-based on the lowest bin.</w:t>
       </w:r>
     </w:p>
     <w:p>
@@ -21946,7 +21808,7 @@
           <w:b w:val="0"/>
           <w:i w:val="0"/>
         </w:rPr>
-        <w:t>Figure 4 shows the decomposition graphically. The augmentation contribution rises and flattens; the automation contribution falls at an accelerating rate; their sum is the inverted U. The figure makes the policy content of the result visible. The descending arm is not evidence that the technology is harmful to young workers. It is evidence that the complementary margin runs out before the substituting margin does.</w:t>
+        <w:t>Figure 3 shows the decomposition graphically. Each channel's contribution is its fitted quadratic in adoption depth, taken from columns (1) and (2) of Table 6, multiplied by its loading in the outcome equation in column (3). The augmentation contribution rises and flattens; the automation contribution falls at an accelerating rate; their sum is the inverted U, and the dotted line marks where it peaks. The figure makes the policy content of the result visible. The descending arm is not evidence that the technology is harmful to young workers. It is evidence that the complementary margin runs out before the substituting margin does.</w:t>
       </w:r>
     </w:p>
     <w:p>
@@ -21960,7 +21822,7 @@
         <w:drawing>
           <wp:inline xmlns:a="http://schemas.openxmlformats.org/drawingml/2006/main" xmlns:pic="http://schemas.openxmlformats.org/drawingml/2006/picture">
             <wp:extent cx="4968000" cy="3132768"/>
-            <wp:docPr id="4" name="Picture 4"/>
+            <wp:docPr id="3" name="Picture 3"/>
             <wp:cNvGraphicFramePr>
               <a:graphicFrameLocks noChangeAspect="1"/>
             </wp:cNvGraphicFramePr>
@@ -21968,11 +21830,11 @@
               <a:graphicData uri="http://schemas.openxmlformats.org/drawingml/2006/picture">
                 <pic:pic>
                   <pic:nvPicPr>
-                    <pic:cNvPr id="0" name="figure4_channels.png"/>
+                    <pic:cNvPr id="0" name="figure3_channels.png"/>
                     <pic:cNvPicPr/>
                   </pic:nvPicPr>
                   <pic:blipFill>
-                    <a:blip r:embed="rId20"/>
+                    <a:blip r:embed="rId19"/>
                     <a:stretch>
                       <a:fillRect/>
                     </a:stretch>
@@ -21994,14 +21856,14 @@
     <w:p>
       <w:pPr>
         <w:pStyle w:val="MDPI51figurecaption"/>
-        <w:spacing w:after="40"/>
+        <w:spacing w:after="200"/>
       </w:pPr>
       <w:r>
         <w:rPr>
           <w:b/>
           <w:sz w:val="18"/>
         </w:rPr>
-        <w:t xml:space="preserve">Figure 4. </w:t>
+        <w:t xml:space="preserve">Figure 3. </w:t>
       </w:r>
       <w:r>
         <w:rPr>
@@ -22010,27 +21872,6 @@
           <w:sz w:val="18"/>
         </w:rPr>
         <w:t>Decomposition of the curve into the augmentation and automation channels.</w:t>
-      </w:r>
-    </w:p>
-    <w:p>
-      <w:pPr>
-        <w:pStyle w:val="MDPI51figurecaption"/>
-        <w:spacing w:line="240" w:lineRule="auto" w:before="40" w:after="200"/>
-        <w:ind w:left="2608" w:firstLine="0"/>
-      </w:pPr>
-      <w:r>
-        <w:rPr>
-          <w:sz w:val="16"/>
-        </w:rPr>
-        <w:t xml:space="preserve">Note: </w:t>
-      </w:r>
-      <w:r>
-        <w:rPr>
-          <w:b w:val="0"/>
-          <w:i w:val="0"/>
-          <w:sz w:val="16"/>
-        </w:rPr>
-        <w:t>Each channel's contribution is its fitted quadratic in adoption depth, taken from columns (1) and (2) of Table 6, multiplied by its loading in the outcome equation in column (3). The augmentation contribution is concave and the automation contribution convex, so their sum has a single interior maximum.</w:t>
       </w:r>
     </w:p>
     <w:p>
@@ -26726,7 +26567,7 @@
           <w:b w:val="0"/>
           <w:i w:val="0"/>
         </w:rPr>
-        <w:t>Table 9 reports the coefficient-stability bounds for the ascending arm. Moving from the specification without controls to the specification with controls changes the coefficient on depth from 2.975 to 2.952 while the within R-squared rises from 0.014 to 0.030. The coefficient is almost completely insensitive to the controls, so the bias-adjusted value is 2.939 and unobserved selection would have to be 228 times as important as the observed controls to drive it to zero. Finally, as a check on inference we re-estimate Equation (3) after randomly permuting adoption depth within year, repeated 500 times. The Lind–Mehlum statistic obtained with the actual assignment, 13.91, is larger than every placebo draw (Figure 6), so the curvature cannot be produced by the functional form acting on noise.</w:t>
+        <w:t>Table 9 reports the coefficient-stability bounds for the ascending arm. Moving from the specification without controls to the specification with controls changes the coefficient on depth from 2.975 to 2.952 while the within R-squared rises from 0.014 to 0.030. The coefficient is almost completely insensitive to the controls, so the bias-adjusted value is 2.939 and unobserved selection would have to be 228 times as important as the observed controls to drive it to zero. Finally, as a check on inference we re-estimate Equation (3) after randomly permuting adoption depth within year, repeated 500 times. The Lind–Mehlum statistic obtained with the actual assignment, 13.91, is larger than every one of those draws, whose distribution Figure 4 plots, so the curvature cannot be produced by the functional form acting on noise.</w:t>
       </w:r>
     </w:p>
     <w:p>
@@ -27191,7 +27032,7 @@
         <w:drawing>
           <wp:inline xmlns:a="http://schemas.openxmlformats.org/drawingml/2006/main" xmlns:pic="http://schemas.openxmlformats.org/drawingml/2006/picture">
             <wp:extent cx="4968000" cy="2636943"/>
-            <wp:docPr id="5" name="Picture 5"/>
+            <wp:docPr id="4" name="Picture 4"/>
             <wp:cNvGraphicFramePr>
               <a:graphicFrameLocks noChangeAspect="1"/>
             </wp:cNvGraphicFramePr>
@@ -27199,11 +27040,11 @@
               <a:graphicData uri="http://schemas.openxmlformats.org/drawingml/2006/picture">
                 <pic:pic>
                   <pic:nvPicPr>
-                    <pic:cNvPr id="0" name="figure6_placebo.png"/>
+                    <pic:cNvPr id="0" name="figure4_placebo.png"/>
                     <pic:cNvPicPr/>
                   </pic:nvPicPr>
                   <pic:blipFill>
-                    <a:blip r:embed="rId21"/>
+                    <a:blip r:embed="rId20"/>
                     <a:stretch>
                       <a:fillRect/>
                     </a:stretch>
@@ -27225,14 +27066,14 @@
     <w:p>
       <w:pPr>
         <w:pStyle w:val="MDPI51figurecaption"/>
-        <w:spacing w:after="40"/>
+        <w:spacing w:after="200"/>
       </w:pPr>
       <w:r>
         <w:rPr>
           <w:b/>
           <w:sz w:val="18"/>
         </w:rPr>
-        <w:t xml:space="preserve">Figure 6. </w:t>
+        <w:t xml:space="preserve">Figure 4. </w:t>
       </w:r>
       <w:r>
         <w:rPr>
@@ -27241,27 +27082,6 @@
           <w:sz w:val="18"/>
         </w:rPr>
         <w:t>Randomisation distribution of the Lind–Mehlum statistic.</w:t>
-      </w:r>
-    </w:p>
-    <w:p>
-      <w:pPr>
-        <w:pStyle w:val="MDPI51figurecaption"/>
-        <w:spacing w:line="240" w:lineRule="auto" w:before="40" w:after="200"/>
-        <w:ind w:left="2608" w:firstLine="0"/>
-      </w:pPr>
-      <w:r>
-        <w:rPr>
-          <w:sz w:val="16"/>
-        </w:rPr>
-        <w:t xml:space="preserve">Note: </w:t>
-      </w:r>
-      <w:r>
-        <w:rPr>
-          <w:b w:val="0"/>
-          <w:i w:val="0"/>
-          <w:sz w:val="16"/>
-        </w:rPr>
-        <w:t>Distribution of the Lind–Mehlum statistic when adoption depth is randomly permuted across firms within each year, so that any curvature it produces is an artefact of the functional form. The vertical line is the statistic obtained with the actual assignment.</w:t>
       </w:r>
     </w:p>
     <w:p>
@@ -30495,6 +30315,18 @@
     </w:p>
     <w:p>
       <w:pPr>
+        <w:pStyle w:val="MDPI31text"/>
+      </w:pPr>
+      <w:r>
+        <w:rPr>
+          <w:b w:val="0"/>
+          <w:i w:val="0"/>
+        </w:rPr>
+        <w:t>Figure 5 plots the six fitted curves of Equation (6), evaluated at one standard deviation below and above the mean of the two continuous moderators and at the two values of the AI governance indicator; the marker on each curve is its extreme point, and in every panel the solid curve is the one whose peak arrives later. The visual summary of Section 5 is that the three moderators move the peak by between 0.51 and 0.67 units of adoption depth, against a baseline peak of 2.13 — displacements of the order of a quarter to a third of the peak itself.</w:t>
+      </w:r>
+    </w:p>
+    <w:p>
+      <w:pPr>
         <w:pStyle w:val="MDPI52figure"/>
         <w:keepNext/>
         <w:ind w:left="2608" w:firstLine="0"/>
@@ -30504,7 +30336,7 @@
         <w:drawing>
           <wp:inline xmlns:a="http://schemas.openxmlformats.org/drawingml/2006/main" xmlns:pic="http://schemas.openxmlformats.org/drawingml/2006/picture">
             <wp:extent cx="4968000" cy="3130097"/>
-            <wp:docPr id="6" name="Picture 6"/>
+            <wp:docPr id="5" name="Picture 5"/>
             <wp:cNvGraphicFramePr>
               <a:graphicFrameLocks noChangeAspect="1"/>
             </wp:cNvGraphicFramePr>
@@ -30516,7 +30348,7 @@
                     <pic:cNvPicPr/>
                   </pic:nvPicPr>
                   <pic:blipFill>
-                    <a:blip r:embed="rId22"/>
+                    <a:blip r:embed="rId21"/>
                     <a:stretch>
                       <a:fillRect/>
                     </a:stretch>
@@ -30538,7 +30370,7 @@
     <w:p>
       <w:pPr>
         <w:pStyle w:val="MDPI51figurecaption"/>
-        <w:spacing w:after="40"/>
+        <w:spacing w:after="200"/>
       </w:pPr>
       <w:r>
         <w:rPr>
@@ -30554,39 +30386,6 @@
           <w:sz w:val="18"/>
         </w:rPr>
         <w:t>The curve at low and high levels of each moderator.</w:t>
-      </w:r>
-    </w:p>
-    <w:p>
-      <w:pPr>
-        <w:pStyle w:val="MDPI51figurecaption"/>
-        <w:spacing w:line="240" w:lineRule="auto" w:before="40" w:after="200"/>
-        <w:ind w:left="2608" w:firstLine="0"/>
-      </w:pPr>
-      <w:r>
-        <w:rPr>
-          <w:sz w:val="16"/>
-        </w:rPr>
-        <w:t xml:space="preserve">Note: </w:t>
-      </w:r>
-      <w:r>
-        <w:rPr>
-          <w:b w:val="0"/>
-          <w:i w:val="0"/>
-          <w:sz w:val="16"/>
-        </w:rPr>
-        <w:t>Fitted curves from Equation (6), evaluated at one standard deviation below and above the mean of the continuous moderators and at the two values of the AI governance indicator. The marker on each curve is its extreme point. In every panel the solid curve is the one whose peak arrives later.</w:t>
-      </w:r>
-    </w:p>
-    <w:p>
-      <w:pPr>
-        <w:pStyle w:val="MDPI31text"/>
-      </w:pPr>
-      <w:r>
-        <w:rPr>
-          <w:b w:val="0"/>
-          <w:i w:val="0"/>
-        </w:rPr>
-        <w:t>Figure 5 plots the six fitted curves. The visual summary of Section 5 is that the three moderators move the peak by between 0.51 and 0.67 units of adoption depth, against a baseline peak of 2.13 — displacements of the order of a quarter to a third of the peak itself.</w:t>
       </w:r>
     </w:p>
     <w:p>
